--- a/wzory/01-Umowa-o-prowadzenie-rejestru-akcjonariuszy-WZOR.docx
+++ b/wzory/01-Umowa-o-prowadzenie-rejestru-akcjonariuszy-WZOR.docx
@@ -4003,22 +4003,6 @@
     </w:p>
     <w:p>
       <w:pPr>
-        <w:spacing w:before="0" w:after="0" w:line="276" w:lineRule="auto"/>
-        <w:jc w:val="left"/>
-      </w:pPr>
-      <w:r>
-        <w:rPr>
-          <w:rFonts w:ascii="Times New Roman" w:hAnsi="Times New Roman"/>
-          <w:b w:val="0"/>
-          <w:i w:val="0"/>
-          <w:sz w:val="24"/>
-          <w:u w:val="none"/>
-        </w:rPr>
-        <w:t>{{#spolka_vat}}</w:t>
-      </w:r>
-    </w:p>
-    <w:p>
-      <w:pPr>
         <w:tabs>
           <w:tab w:pos="425" w:val="left"/>
         </w:tabs>
@@ -4045,23 +4029,7 @@
           <w:sz w:val="24"/>
           <w:u w:val="none"/>
         </w:rPr>
-        <w:t>Spółka oświadcza, że jest podatnikiem podatku od towarów i usług (VAT) i upoważnia Notariusza do wystawienia faktury VAT bez podpisu odbiorcy.</w:t>
-      </w:r>
-    </w:p>
-    <w:p>
-      <w:pPr>
-        <w:spacing w:before="0" w:after="0" w:line="276" w:lineRule="auto"/>
-        <w:jc w:val="left"/>
-      </w:pPr>
-      <w:r>
-        <w:rPr>
-          <w:rFonts w:ascii="Times New Roman" w:hAnsi="Times New Roman"/>
-          <w:b w:val="0"/>
-          <w:i w:val="0"/>
-          <w:sz w:val="24"/>
-          <w:u w:val="none"/>
-        </w:rPr>
-        <w:t>{{/spolka_vat}}</w:t>
+        <w:t>Spółka wyraża zgodę na otrzymywanie faktur w postaci elektronicznej.</w:t>
       </w:r>
     </w:p>
     <w:p>
@@ -4082,37 +4050,6 @@
           <w:u w:val="none"/>
         </w:rPr>
         <w:t>5.</w:t>
-        <w:tab/>
-      </w:r>
-      <w:r>
-        <w:rPr>
-          <w:rFonts w:ascii="Times New Roman" w:hAnsi="Times New Roman"/>
-          <w:b w:val="0"/>
-          <w:i w:val="0"/>
-          <w:sz w:val="24"/>
-          <w:u w:val="none"/>
-        </w:rPr>
-        <w:t>Spółka wyraża zgodę na otrzymywanie faktur w postaci elektronicznej.</w:t>
-      </w:r>
-    </w:p>
-    <w:p>
-      <w:pPr>
-        <w:tabs>
-          <w:tab w:pos="425" w:val="left"/>
-        </w:tabs>
-        <w:spacing w:before="0" w:after="80" w:line="276" w:lineRule="auto"/>
-        <w:ind w:left="425" w:hanging="425"/>
-        <w:jc w:val="both"/>
-      </w:pPr>
-      <w:r>
-        <w:rPr>
-          <w:rFonts w:ascii="Times New Roman" w:hAnsi="Times New Roman"/>
-          <w:b w:val="0"/>
-          <w:i w:val="0"/>
-          <w:sz w:val="24"/>
-          <w:u w:val="none"/>
-        </w:rPr>
-        <w:t>6.</w:t>
         <w:tab/>
       </w:r>
       <w:r>

--- a/wzory/01-Umowa-o-prowadzenie-rejestru-akcjonariuszy-WZOR.docx
+++ b/wzory/01-Umowa-o-prowadzenie-rejestru-akcjonariuszy-WZOR.docx
@@ -47,27 +47,7 @@
           <w:sz w:val="24"/>
           <w:u w:val="none"/>
         </w:rPr>
-        <w:t xml:space="preserve">zawarta w </w:t>
-      </w:r>
-      <w:r>
-        <w:rPr>
-          <w:rFonts w:ascii="Times New Roman" w:hAnsi="Times New Roman"/>
-          <w:b w:val="0"/>
-          <w:i w:val="0"/>
-          <w:sz w:val="24"/>
-          <w:u w:val="none"/>
-        </w:rPr>
-        <w:t>{{kancelaria_miasto_miejscownik}}</w:t>
-      </w:r>
-      <w:r>
-        <w:rPr>
-          <w:rFonts w:ascii="Times New Roman" w:hAnsi="Times New Roman"/>
-          <w:b w:val="0"/>
-          <w:i w:val="0"/>
-          <w:sz w:val="24"/>
-          <w:u w:val="none"/>
-        </w:rPr>
-        <w:t xml:space="preserve"> dnia </w:t>
+        <w:t xml:space="preserve">zawarta dnia </w:t>
       </w:r>
       <w:r>
         <w:rPr>
@@ -87,7 +67,27 @@
           <w:sz w:val="24"/>
           <w:u w:val="none"/>
         </w:rPr>
-        <w:t xml:space="preserve"> roku pomiędzy:</w:t>
+        <w:t xml:space="preserve"> roku w miejscowości </w:t>
+      </w:r>
+      <w:r>
+        <w:rPr>
+          <w:rFonts w:ascii="Times New Roman" w:hAnsi="Times New Roman"/>
+          <w:b w:val="0"/>
+          <w:i w:val="0"/>
+          <w:sz w:val="24"/>
+          <w:u w:val="none"/>
+        </w:rPr>
+        <w:t>{{kancelaria_miasto}}</w:t>
+      </w:r>
+      <w:r>
+        <w:rPr>
+          <w:rFonts w:ascii="Times New Roman" w:hAnsi="Times New Roman"/>
+          <w:b w:val="0"/>
+          <w:i w:val="0"/>
+          <w:sz w:val="24"/>
+          <w:u w:val="none"/>
+        </w:rPr>
+        <w:t>, pomiędzy:</w:t>
       </w:r>
     </w:p>
     <w:p>
@@ -123,17 +123,17 @@
           <w:sz w:val="24"/>
           <w:u w:val="none"/>
         </w:rPr>
-        <w:t xml:space="preserve"> prosta spółka akcyjna z siedzibą w </w:t>
-      </w:r>
-      <w:r>
-        <w:rPr>
-          <w:rFonts w:ascii="Times New Roman" w:hAnsi="Times New Roman"/>
-          <w:b w:val="0"/>
-          <w:i w:val="0"/>
-          <w:sz w:val="24"/>
-          <w:u w:val="none"/>
-        </w:rPr>
-        <w:t>{{spolka_siedziba_miejscownik}}</w:t>
+        <w:t xml:space="preserve"> prosta spółka akcyjna, siedziba: </w:t>
+      </w:r>
+      <w:r>
+        <w:rPr>
+          <w:rFonts w:ascii="Times New Roman" w:hAnsi="Times New Roman"/>
+          <w:b w:val="0"/>
+          <w:i w:val="0"/>
+          <w:sz w:val="24"/>
+          <w:u w:val="none"/>
+        </w:rPr>
+        <w:t>{{spolka_siedziba_mianownik}}</w:t>
       </w:r>
       <w:r>
         <w:rPr>
@@ -259,47 +259,27 @@
           <w:sz w:val="24"/>
           <w:u w:val="none"/>
         </w:rPr>
-        <w:t xml:space="preserve">reprezentowaną przez </w:t>
-      </w:r>
-      <w:r>
-        <w:rPr>
-          <w:rFonts w:ascii="Times New Roman" w:hAnsi="Times New Roman"/>
-          <w:b w:val="0"/>
-          <w:i w:val="0"/>
-          <w:sz w:val="24"/>
-          <w:u w:val="none"/>
-        </w:rPr>
-        <w:t>{{reprezentant_biernik}}</w:t>
-      </w:r>
-      <w:r>
-        <w:rPr>
-          <w:rFonts w:ascii="Times New Roman" w:hAnsi="Times New Roman"/>
-          <w:b w:val="0"/>
-          <w:i w:val="0"/>
-          <w:sz w:val="24"/>
-          <w:u w:val="none"/>
-        </w:rPr>
-        <w:t xml:space="preserve">, </w:t>
-      </w:r>
-      <w:r>
-        <w:rPr>
-          <w:rFonts w:ascii="Times New Roman" w:hAnsi="Times New Roman"/>
-          <w:b w:val="0"/>
-          <w:i w:val="0"/>
-          <w:sz w:val="24"/>
-          <w:u w:val="none"/>
-        </w:rPr>
-        <w:t>{{reprezentant_syn_corka}}</w:t>
-      </w:r>
-      <w:r>
-        <w:rPr>
-          <w:rFonts w:ascii="Times New Roman" w:hAnsi="Times New Roman"/>
-          <w:b w:val="0"/>
-          <w:i w:val="0"/>
-          <w:sz w:val="24"/>
-          <w:u w:val="none"/>
-        </w:rPr>
-        <w:t xml:space="preserve"> </w:t>
+        <w:t xml:space="preserve">reprezentowaną przez: </w:t>
+      </w:r>
+      <w:r>
+        <w:rPr>
+          <w:rFonts w:ascii="Times New Roman" w:hAnsi="Times New Roman"/>
+          <w:b w:val="0"/>
+          <w:i w:val="0"/>
+          <w:sz w:val="24"/>
+          <w:u w:val="none"/>
+        </w:rPr>
+        <w:t>{{reprezentant_imie_nazwisko}}</w:t>
+      </w:r>
+      <w:r>
+        <w:rPr>
+          <w:rFonts w:ascii="Times New Roman" w:hAnsi="Times New Roman"/>
+          <w:b w:val="0"/>
+          <w:i w:val="0"/>
+          <w:sz w:val="24"/>
+          <w:u w:val="none"/>
+        </w:rPr>
+        <w:t xml:space="preserve">, imiona rodziców: </w:t>
       </w:r>
       <w:r>
         <w:rPr>
@@ -319,27 +299,7 @@
           <w:sz w:val="24"/>
           <w:u w:val="none"/>
         </w:rPr>
-        <w:t xml:space="preserve">, </w:t>
-      </w:r>
-      <w:r>
-        <w:rPr>
-          <w:rFonts w:ascii="Times New Roman" w:hAnsi="Times New Roman"/>
-          <w:b w:val="0"/>
-          <w:i w:val="0"/>
-          <w:sz w:val="24"/>
-          <w:u w:val="none"/>
-        </w:rPr>
-        <w:t>{{reprezentant_legitymujacy}}</w:t>
-      </w:r>
-      <w:r>
-        <w:rPr>
-          <w:rFonts w:ascii="Times New Roman" w:hAnsi="Times New Roman"/>
-          <w:b w:val="0"/>
-          <w:i w:val="0"/>
-          <w:sz w:val="24"/>
-          <w:u w:val="none"/>
-        </w:rPr>
-        <w:t xml:space="preserve"> dowodem osobistym </w:t>
+        <w:t xml:space="preserve">, dowód osobisty: </w:t>
       </w:r>
       <w:r>
         <w:rPr>
@@ -359,7 +319,7 @@
           <w:sz w:val="24"/>
           <w:u w:val="none"/>
         </w:rPr>
-        <w:t xml:space="preserve">, PESEL </w:t>
+        <w:t xml:space="preserve">, PESEL: </w:t>
       </w:r>
       <w:r>
         <w:rPr>
@@ -379,27 +339,7 @@
           <w:sz w:val="24"/>
           <w:u w:val="none"/>
         </w:rPr>
-        <w:t xml:space="preserve">, </w:t>
-      </w:r>
-      <w:r>
-        <w:rPr>
-          <w:rFonts w:ascii="Times New Roman" w:hAnsi="Times New Roman"/>
-          <w:b w:val="0"/>
-          <w:i w:val="0"/>
-          <w:sz w:val="24"/>
-          <w:u w:val="none"/>
-        </w:rPr>
-        <w:t>{{reprezentant_zamieszkaly}}</w:t>
-      </w:r>
-      <w:r>
-        <w:rPr>
-          <w:rFonts w:ascii="Times New Roman" w:hAnsi="Times New Roman"/>
-          <w:b w:val="0"/>
-          <w:i w:val="0"/>
-          <w:sz w:val="24"/>
-          <w:u w:val="none"/>
-        </w:rPr>
-        <w:t xml:space="preserve">: </w:t>
+        <w:t xml:space="preserve">, adres zamieszkania: </w:t>
       </w:r>
       <w:r>
         <w:rPr>
@@ -419,47 +359,27 @@
           <w:sz w:val="24"/>
           <w:u w:val="none"/>
         </w:rPr>
-        <w:t xml:space="preserve">, </w:t>
-      </w:r>
-      <w:r>
-        <w:rPr>
-          <w:rFonts w:ascii="Times New Roman" w:hAnsi="Times New Roman"/>
-          <w:b w:val="0"/>
-          <w:i w:val="0"/>
-          <w:sz w:val="24"/>
-          <w:u w:val="none"/>
-        </w:rPr>
-        <w:t>{{reprezentant_dzialajacy}}</w:t>
-      </w:r>
-      <w:r>
-        <w:rPr>
-          <w:rFonts w:ascii="Times New Roman" w:hAnsi="Times New Roman"/>
-          <w:b w:val="0"/>
-          <w:i w:val="0"/>
-          <w:sz w:val="24"/>
-          <w:u w:val="none"/>
-        </w:rPr>
-        <w:t xml:space="preserve"> jako </w:t>
-      </w:r>
-      <w:r>
-        <w:rPr>
-          <w:rFonts w:ascii="Times New Roman" w:hAnsi="Times New Roman"/>
-          <w:b w:val="0"/>
-          <w:i w:val="0"/>
-          <w:sz w:val="24"/>
-          <w:u w:val="none"/>
-        </w:rPr>
-        <w:t>{{reprezentant_funkcja_biernik}}</w:t>
-      </w:r>
-      <w:r>
-        <w:rPr>
-          <w:rFonts w:ascii="Times New Roman" w:hAnsi="Times New Roman"/>
-          <w:b w:val="0"/>
-          <w:i w:val="0"/>
-          <w:sz w:val="24"/>
-          <w:u w:val="none"/>
-        </w:rPr>
-        <w:t xml:space="preserve"> – </w:t>
+        <w:t xml:space="preserve">, działający jako: </w:t>
+      </w:r>
+      <w:r>
+        <w:rPr>
+          <w:rFonts w:ascii="Times New Roman" w:hAnsi="Times New Roman"/>
+          <w:b w:val="0"/>
+          <w:i w:val="0"/>
+          <w:sz w:val="24"/>
+          <w:u w:val="none"/>
+        </w:rPr>
+        <w:t>{{reprezentant_funkcja}}</w:t>
+      </w:r>
+      <w:r>
+        <w:rPr>
+          <w:rFonts w:ascii="Times New Roman" w:hAnsi="Times New Roman"/>
+          <w:b w:val="0"/>
+          <w:i w:val="0"/>
+          <w:sz w:val="24"/>
+          <w:u w:val="none"/>
+        </w:rPr>
+        <w:t xml:space="preserve">, sposób reprezentacji: </w:t>
       </w:r>
       <w:r>
         <w:rPr>
@@ -479,7 +399,7 @@
           <w:sz w:val="24"/>
           <w:u w:val="none"/>
         </w:rPr>
-        <w:t xml:space="preserve"> powyższej Spółki,</w:t>
+        <w:t>,</w:t>
       </w:r>
     </w:p>
     <w:p>
@@ -511,47 +431,27 @@
           <w:sz w:val="24"/>
           <w:u w:val="none"/>
         </w:rPr>
-        <w:t xml:space="preserve">Notariuszem </w:t>
-      </w:r>
-      <w:r>
-        <w:rPr>
-          <w:rFonts w:ascii="Times New Roman" w:hAnsi="Times New Roman"/>
-          <w:b w:val="0"/>
-          <w:i w:val="0"/>
-          <w:sz w:val="24"/>
-          <w:u w:val="none"/>
-        </w:rPr>
-        <w:t>{{notariusz_narzednik}}</w:t>
-      </w:r>
-      <w:r>
-        <w:rPr>
-          <w:rFonts w:ascii="Times New Roman" w:hAnsi="Times New Roman"/>
-          <w:b w:val="0"/>
-          <w:i w:val="0"/>
-          <w:sz w:val="24"/>
-          <w:u w:val="none"/>
-        </w:rPr>
-        <w:t xml:space="preserve"> prowadzącym Kancelarię Notarialną w </w:t>
-      </w:r>
-      <w:r>
-        <w:rPr>
-          <w:rFonts w:ascii="Times New Roman" w:hAnsi="Times New Roman"/>
-          <w:b w:val="0"/>
-          <w:i w:val="0"/>
-          <w:sz w:val="24"/>
-          <w:u w:val="none"/>
-        </w:rPr>
-        <w:t>{{kancelaria_miasto_miejscownik}}</w:t>
-      </w:r>
-      <w:r>
-        <w:rPr>
-          <w:rFonts w:ascii="Times New Roman" w:hAnsi="Times New Roman"/>
-          <w:b w:val="0"/>
-          <w:i w:val="0"/>
-          <w:sz w:val="24"/>
-          <w:u w:val="none"/>
-        </w:rPr>
-        <w:t xml:space="preserve">, przy ulicy </w:t>
+        <w:t xml:space="preserve">Kancelarią Notarialną, notariusz: </w:t>
+      </w:r>
+      <w:r>
+        <w:rPr>
+          <w:rFonts w:ascii="Times New Roman" w:hAnsi="Times New Roman"/>
+          <w:b w:val="0"/>
+          <w:i w:val="0"/>
+          <w:sz w:val="24"/>
+          <w:u w:val="none"/>
+        </w:rPr>
+        <w:t>{{notariusz_mianownik}}</w:t>
+      </w:r>
+      <w:r>
+        <w:rPr>
+          <w:rFonts w:ascii="Times New Roman" w:hAnsi="Times New Roman"/>
+          <w:b w:val="0"/>
+          <w:i w:val="0"/>
+          <w:sz w:val="24"/>
+          <w:u w:val="none"/>
+        </w:rPr>
+        <w:t xml:space="preserve">, adres: ulica </w:t>
       </w:r>
       <w:r>
         <w:rPr>
@@ -571,7 +471,47 @@
           <w:sz w:val="24"/>
           <w:u w:val="none"/>
         </w:rPr>
-        <w:t xml:space="preserve">, NIP </w:t>
+        <w:t xml:space="preserve">, </w:t>
+      </w:r>
+      <w:r>
+        <w:rPr>
+          <w:rFonts w:ascii="Times New Roman" w:hAnsi="Times New Roman"/>
+          <w:b w:val="0"/>
+          <w:i w:val="0"/>
+          <w:sz w:val="24"/>
+          <w:u w:val="none"/>
+        </w:rPr>
+        <w:t>{{kancelaria_kod}}</w:t>
+      </w:r>
+      <w:r>
+        <w:rPr>
+          <w:rFonts w:ascii="Times New Roman" w:hAnsi="Times New Roman"/>
+          <w:b w:val="0"/>
+          <w:i w:val="0"/>
+          <w:sz w:val="24"/>
+          <w:u w:val="none"/>
+        </w:rPr>
+        <w:t xml:space="preserve"> </w:t>
+      </w:r>
+      <w:r>
+        <w:rPr>
+          <w:rFonts w:ascii="Times New Roman" w:hAnsi="Times New Roman"/>
+          <w:b w:val="0"/>
+          <w:i w:val="0"/>
+          <w:sz w:val="24"/>
+          <w:u w:val="none"/>
+        </w:rPr>
+        <w:t>{{kancelaria_miasto}}</w:t>
+      </w:r>
+      <w:r>
+        <w:rPr>
+          <w:rFonts w:ascii="Times New Roman" w:hAnsi="Times New Roman"/>
+          <w:b w:val="0"/>
+          <w:i w:val="0"/>
+          <w:sz w:val="24"/>
+          <w:u w:val="none"/>
+        </w:rPr>
+        <w:t xml:space="preserve">, NIP: </w:t>
       </w:r>
       <w:r>
         <w:rPr>
@@ -591,7 +531,7 @@
           <w:sz w:val="24"/>
           <w:u w:val="none"/>
         </w:rPr>
-        <w:t xml:space="preserve">, REGON </w:t>
+        <w:t xml:space="preserve">, REGON: </w:t>
       </w:r>
       <w:r>
         <w:rPr>
@@ -4359,7 +4299,7 @@
           <w:sz w:val="24"/>
           <w:u w:val="none"/>
         </w:rPr>
-        <w:t xml:space="preserve">Kancelaria Notarialna Notariusza </w:t>
+        <w:t xml:space="preserve">Kancelaria Notarialna, notariusz: </w:t>
       </w:r>
       <w:r>
         <w:rPr>
@@ -4369,7 +4309,7 @@
           <w:sz w:val="24"/>
           <w:u w:val="none"/>
         </w:rPr>
-        <w:t>{{notariusz_dopelniacz}}</w:t>
+        <w:t>{{notariusz_mianownik}}</w:t>
       </w:r>
     </w:p>
     <w:p>
@@ -4500,7 +4440,7 @@
           <w:sz w:val="24"/>
           <w:u w:val="none"/>
         </w:rPr>
-        <w:t xml:space="preserve"> prosta spółka akcyjna z siedzibą w </w:t>
+        <w:t xml:space="preserve"> prosta spółka akcyjna, siedziba: </w:t>
       </w:r>
       <w:r>
         <w:rPr>
@@ -4510,7 +4450,7 @@
           <w:sz w:val="24"/>
           <w:u w:val="none"/>
         </w:rPr>
-        <w:t>{{spolka_siedziba_miejscownik}}</w:t>
+        <w:t>{{spolka_siedziba_mianownik}}</w:t>
       </w:r>
     </w:p>
     <w:p>
